--- a/changelog.docx
+++ b/changelog.docx
@@ -2,6 +2,161 @@
 <file path=word/document.xml><?xml version="1.0" encoding="utf-8"?>
 <w:document xmlns:wpc="http://schemas.microsoft.com/office/word/2010/wordprocessingCanvas" xmlns:cx="http://schemas.microsoft.com/office/drawing/2014/chartex" xmlns:cx1="http://schemas.microsoft.com/office/drawing/2015/9/8/chartex" xmlns:cx2="http://schemas.microsoft.com/office/drawing/2015/10/21/chartex" xmlns:cx3="http://schemas.microsoft.com/office/drawing/2016/5/9/chartex" xmlns:cx4="http://schemas.microsoft.com/office/drawing/2016/5/10/chartex" xmlns:cx5="http://schemas.microsoft.com/office/drawing/2016/5/11/chartex" xmlns:cx6="http://schemas.microsoft.com/office/drawing/2016/5/12/chartex" xmlns:cx7="http://schemas.microsoft.com/office/drawing/2016/5/13/chartex" xmlns:cx8="http://schemas.microsoft.com/office/drawing/2016/5/14/chartex" xmlns:mc="http://schemas.openxmlformats.org/markup-compatibility/2006" xmlns:aink="http://schemas.microsoft.com/office/drawing/2016/ink" xmlns:am3d="http://schemas.microsoft.com/office/drawing/2017/model3d" xmlns:o="urn:schemas-microsoft-com:office:office" xmlns:oel="http://schemas.microsoft.com/office/2019/extlst" xmlns:r="http://schemas.openxmlformats.org/officeDocument/2006/relationships" xmlns:m="http://schemas.openxmlformats.org/officeDocument/2006/math" xmlns:v="urn:schemas-microsoft-com:vml" xmlns:wp14="http://schemas.microsoft.com/office/word/2010/wordprocessingDrawing" xmlns:wp="http://schemas.openxmlformats.org/drawingml/2006/wordprocessingDrawing" xmlns:w10="urn:schemas-microsoft-com:office:word" xmlns:w="http://schemas.openxmlformats.org/wordprocessingml/2006/main" xmlns:w14="http://schemas.microsoft.com/office/word/2010/wordml" xmlns:w15="http://schemas.microsoft.com/office/word/2012/wordml" xmlns:w16cei="http://schemas.microsoft.com/office/word/2026/wordml/cei" xmlns:w16cex="http://schemas.microsoft.com/office/word/2018/wordml/cex" xmlns:w16cid="http://schemas.microsoft.com/office/word/2016/wordml/cid" xmlns:w16="http://schemas.microsoft.com/office/word/2018/wordml" xmlns:w16du="http://schemas.microsoft.com/office/word/2023/wordml/word16du" xmlns:w16sdtdh="http://schemas.microsoft.com/office/word/2020/wordml/sdtdatahash" xmlns:w16sdtfl="http://schemas.microsoft.com/office/word/2024/wordml/sdtformatlock" xmlns:w16se="http://schemas.microsoft.com/office/word/2015/wordml/symex" xmlns:wpg="http://schemas.microsoft.com/office/word/2010/wordprocessingGroup" xmlns:wpi="http://schemas.microsoft.com/office/word/2010/wordprocessingInk" xmlns:wne="http://schemas.microsoft.com/office/word/2006/wordml" xmlns:wps="http://schemas.microsoft.com/office/word/2010/wordprocessingShape" mc:Ignorable="w14 w15 w16se w16cid w16 w16cex w16sdtdh w16sdtfl w16du wp14">
   <w:body>
+    <w:p>
+      <w:r>
+        <w:t xml:space="preserve">2026-08-25 (j.w.) - v2.4.45</w:t>
+      </w:r>
+    </w:p>
+    <w:p>
+      <w:r>
+        <w:t xml:space="preserve">ACQUIRE.CPP, START_ACQUIRE</w:t>
+      </w:r>
+    </w:p>
+    <w:p>
+      <w:r>
+        <w:t xml:space="preserve">The AutoZero hold on a GC323 is now taken from the Method "AutoZero Time"</w:t>
+      </w:r>
+    </w:p>
+    <w:p>
+      <w:r>
+        <w:t xml:space="preserve">field instead of being fixed at 5 seconds. Range 0 to 30 s; a value of 0</w:t>
+      </w:r>
+    </w:p>
+    <w:p>
+      <w:r>
+        <w:t xml:space="preserve">keeps the old fixed 5 s. That field is the one previously labelled "Inject</w:t>
+      </w:r>
+    </w:p>
+    <w:p>
+      <w:r>
+        <w:t xml:space="preserve">Time", which was unused in this build - it was greyed out in the dialog and</w:t>
+      </w:r>
+    </w:p>
+    <w:p>
+      <w:r>
+        <w:t xml:space="preserve">its value was overwritten with a hardcoded 5 s at WAIT_START_INJECT, so</w:t>
+      </w:r>
+    </w:p>
+    <w:p>
+      <w:r>
+        <w:t xml:space="preserve">injection timing is not affected. The status line now counts down</w:t>
+      </w:r>
+    </w:p>
+    <w:p>
+      <w:r>
+        <w:t xml:space="preserve">"AutoZero: n" in place of "Sampling: n".</w:t>
+      </w:r>
+    </w:p>
+    <w:p/>
+    <w:p>
+      <w:r>
+        <w:t xml:space="preserve">ACQUIRE.CPP, EvTimer</w:t>
+      </w:r>
+    </w:p>
+    <w:p>
+      <w:r>
+        <w:t xml:space="preserve">The idle oven hold no longer stops heating above 200 C. The duty-cycle loop</w:t>
+      </w:r>
+    </w:p>
+    <w:p>
+      <w:r>
+        <w:t xml:space="preserve">called SetOvenTemperature(200) to mean "heater on", but that function is a</w:t>
+      </w:r>
+    </w:p>
+    <w:p>
+      <w:r>
+        <w:t xml:space="preserve">setpoint bang-bang, so above about 198 C the call read as "cool down to 200".</w:t>
+      </w:r>
+    </w:p>
+    <w:p>
+      <w:r>
+        <w:t xml:space="preserve">It switched the heater off while the caller forced the oven_on flag back to</w:t>
+      </w:r>
+    </w:p>
+    <w:p>
+      <w:r>
+        <w:t xml:space="preserve">TRUE, and every heating branch is guarded by if(!oven_on), so the heater was</w:t>
+      </w:r>
+    </w:p>
+    <w:p>
+      <w:r>
+        <w:t xml:space="preserve">never re-asserted and the oven coasted down to ambient while the detector</w:t>
+      </w:r>
+    </w:p>
+    <w:p>
+      <w:r>
+        <w:t xml:space="preserve">held its temperature. The call now passes t_oven_stored + 10.0. Behaviour</w:t>
+      </w:r>
+    </w:p>
+    <w:p>
+      <w:r>
+        <w:t xml:space="preserve">below 200 C is unchanged.</w:t>
+      </w:r>
+    </w:p>
+    <w:p/>
+    <w:p>
+      <w:r>
+        <w:t xml:space="preserve">METH_DLG.CPP</w:t>
+      </w:r>
+    </w:p>
+    <w:p>
+      <w:r>
+        <w:t xml:space="preserve">The Inject Time field is no longer disabled for MANUAL_INJ builds, and its</w:t>
+      </w:r>
+    </w:p>
+    <w:p>
+      <w:r>
+        <w:t xml:space="preserve">range is 0 to 30 s. The four flow-calibration entries, the FlowSetting</w:t>
+      </w:r>
+    </w:p>
+    <w:p>
+      <w:r>
+        <w:t xml:space="preserve">message map and ReflectFlowSetting are compiled out: the Method dialog has</w:t>
+      </w:r>
+    </w:p>
+    <w:p>
+      <w:r>
+        <w:t xml:space="preserve">had no flow-calibration controls since 2025-08-22 and the leftover</w:t>
+      </w:r>
+    </w:p>
+    <w:p>
+      <w:r>
+        <w:t xml:space="preserve">references had been stopping the build.</w:t>
+      </w:r>
+    </w:p>
+    <w:p/>
+    <w:p>
+      <w:r>
+        <w:t xml:space="preserve">WPEAK.RC</w:t>
+      </w:r>
+    </w:p>
+    <w:p>
+      <w:r>
+        <w:t xml:space="preserve">Field label changed from "Inject Time" to "AutoZero Time"; the Sample Time</w:t>
+      </w:r>
+    </w:p>
+    <w:p>
+      <w:r>
+        <w:t xml:space="preserve">and Equil Time labels were narrowed and their edit boxes shifted left to</w:t>
+      </w:r>
+    </w:p>
+    <w:p>
+      <w:r>
+        <w:t xml:space="preserve">make room. Range hint and the method printout labels updated to match.</w:t>
+      </w:r>
+    </w:p>
+    <w:p/>
+    <w:p>
+      <w:r>
+        <w:t xml:space="preserve">ABOUT.CPP</w:t>
+      </w:r>
+    </w:p>
+    <w:p>
+      <w:r>
+        <w:t xml:space="preserve">Version 2.4.45, Build 70.28, copyright year to 2026.</w:t>
+      </w:r>
+    </w:p>
+    <w:p/>
     <w:p>
       <w:r>
         <w:t>2026-08-16 (</w:t>

--- a/changelog.docx
+++ b/changelog.docx
@@ -4,7 +4,7 @@
   <w:body>
     <w:p>
       <w:r>
-        <w:t xml:space="preserve">2026-08-25 (j.w.) - v2.4.45</w:t>
+        <w:t xml:space="preserve">2026-08-25 (j.w.) - v70.28</w:t>
       </w:r>
     </w:p>
     <w:p>

--- a/changelog.docx
+++ b/changelog.docx
@@ -2,6 +2,136 @@
 <file path=word/document.xml><?xml version="1.0" encoding="utf-8"?>
 <w:document xmlns:wpc="http://schemas.microsoft.com/office/word/2010/wordprocessingCanvas" xmlns:cx="http://schemas.microsoft.com/office/drawing/2014/chartex" xmlns:cx1="http://schemas.microsoft.com/office/drawing/2015/9/8/chartex" xmlns:cx2="http://schemas.microsoft.com/office/drawing/2015/10/21/chartex" xmlns:cx3="http://schemas.microsoft.com/office/drawing/2016/5/9/chartex" xmlns:cx4="http://schemas.microsoft.com/office/drawing/2016/5/10/chartex" xmlns:cx5="http://schemas.microsoft.com/office/drawing/2016/5/11/chartex" xmlns:cx6="http://schemas.microsoft.com/office/drawing/2016/5/12/chartex" xmlns:cx7="http://schemas.microsoft.com/office/drawing/2016/5/13/chartex" xmlns:cx8="http://schemas.microsoft.com/office/drawing/2016/5/14/chartex" xmlns:mc="http://schemas.openxmlformats.org/markup-compatibility/2006" xmlns:aink="http://schemas.microsoft.com/office/drawing/2016/ink" xmlns:am3d="http://schemas.microsoft.com/office/drawing/2017/model3d" xmlns:o="urn:schemas-microsoft-com:office:office" xmlns:oel="http://schemas.microsoft.com/office/2019/extlst" xmlns:r="http://schemas.openxmlformats.org/officeDocument/2006/relationships" xmlns:m="http://schemas.openxmlformats.org/officeDocument/2006/math" xmlns:v="urn:schemas-microsoft-com:vml" xmlns:wp14="http://schemas.microsoft.com/office/word/2010/wordprocessingDrawing" xmlns:wp="http://schemas.openxmlformats.org/drawingml/2006/wordprocessingDrawing" xmlns:w10="urn:schemas-microsoft-com:office:word" xmlns:w="http://schemas.openxmlformats.org/wordprocessingml/2006/main" xmlns:w14="http://schemas.microsoft.com/office/word/2010/wordml" xmlns:w15="http://schemas.microsoft.com/office/word/2012/wordml" xmlns:w16cei="http://schemas.microsoft.com/office/word/2026/wordml/cei" xmlns:w16cex="http://schemas.microsoft.com/office/word/2018/wordml/cex" xmlns:w16cid="http://schemas.microsoft.com/office/word/2016/wordml/cid" xmlns:w16="http://schemas.microsoft.com/office/word/2018/wordml" xmlns:w16du="http://schemas.microsoft.com/office/word/2023/wordml/word16du" xmlns:w16sdtdh="http://schemas.microsoft.com/office/word/2020/wordml/sdtdatahash" xmlns:w16sdtfl="http://schemas.microsoft.com/office/word/2024/wordml/sdtformatlock" xmlns:w16se="http://schemas.microsoft.com/office/word/2015/wordml/symex" xmlns:wpg="http://schemas.microsoft.com/office/word/2010/wordprocessingGroup" xmlns:wpi="http://schemas.microsoft.com/office/word/2010/wordprocessingInk" xmlns:wne="http://schemas.microsoft.com/office/word/2006/wordml" xmlns:wps="http://schemas.microsoft.com/office/word/2010/wordprocessingShape" mc:Ignorable="w14 w15 w16se w16cid w16 w16cex w16sdtdh w16sdtfl w16du wp14">
   <w:body>
+    <w:p>
+      <w:r>
+        <w:t xml:space="preserve">2026-08-28 (j.w.) - Include Negative Peaks</w:t>
+      </w:r>
+    </w:p>
+    <w:p>
+      <w:r>
+        <w:t xml:space="preserve">New Detector option "Include Negative Peaks" (Detector dialog, below "Data to</w:t>
+      </w:r>
+    </w:p>
+    <w:p>
+      <w:r>
+        <w:t xml:space="preserve">Excel"). Off by default; with it off the integrator behaves exactly as before.</w:t>
+      </w:r>
+    </w:p>
+    <w:p/>
+    <w:p>
+      <w:r>
+        <w:t xml:space="preserve">CALC.CPP, CALC.H - Integrator</w:t>
+      </w:r>
+    </w:p>
+    <w:p>
+      <w:r>
+        <w:t xml:space="preserve">The integrator now carries a peak_polarity of +1 or -1, and every direction test</w:t>
+      </w:r>
+    </w:p>
+    <w:p>
+      <w:r>
+        <w:t xml:space="preserve">is multiplied by it, so a downward excursion is found, tracked and closed by the</w:t>
+      </w:r>
+    </w:p>
+    <w:p>
+      <w:r>
+        <w:t xml:space="preserve">same state machine that handles an upward one. A negative peak keeps its sign:</w:t>
+      </w:r>
+    </w:p>
+    <w:p>
+      <w:r>
+        <w:t xml:space="preserve">Area and Height come out negative, and the minimum-area and minimum-height</w:t>
+      </w:r>
+    </w:p>
+    <w:p>
+      <w:r>
+        <w:t xml:space="preserve">filters test the magnitude instead. Negative peaks always use baseline</w:t>
+      </w:r>
+    </w:p>
+    <w:p>
+      <w:r>
+        <w:t xml:space="preserve">projection, since tangent-skim geometry was written for upward peaks and would</w:t>
+      </w:r>
+    </w:p>
+    <w:p>
+      <w:r>
+        <w:t xml:space="preserve">cancel a downward one. When the signal crosses well past baseline into the</w:t>
+      </w:r>
+    </w:p>
+    <w:p>
+      <w:r>
+        <w:t xml:space="preserve">opposite direction, the current peak is ended and a new one of the opposite</w:t>
+      </w:r>
+    </w:p>
+    <w:p>
+      <w:r>
+        <w:t xml:space="preserve">polarity is opened at that sample, so a dip following a peak gets its own entry</w:t>
+      </w:r>
+    </w:p>
+    <w:p>
+      <w:r>
+        <w:t xml:space="preserve">instead of being absorbed into it. peak_polarity can only become -1 while the</w:t>
+      </w:r>
+    </w:p>
+    <w:p>
+      <w:r>
+        <w:t xml:space="preserve">option is on, so with the option off every test reduces to the original.</w:t>
+      </w:r>
+    </w:p>
+    <w:p/>
+    <w:p>
+      <w:r>
+        <w:t xml:space="preserve">DETECTOR.CPP - TWA_calc</w:t>
+      </w:r>
+    </w:p>
+    <w:p>
+      <w:r>
+        <w:t xml:space="preserve">With the option on, a negative peak adds its magnitude to the total</w:t>
+      </w:r>
+    </w:p>
+    <w:p>
+      <w:r>
+        <w:t xml:space="preserve">concentration sent to the DAC rather than subtracting from it.</w:t>
+      </w:r>
+    </w:p>
+    <w:p/>
+    <w:p>
+      <w:r>
+        <w:t xml:space="preserve">DETECTOR.H, DETECTOR.CPP, DET_DLG.CPP, ID.H, WPEAK.RC, JOB.H</w:t>
+      </w:r>
+    </w:p>
+    <w:p>
+      <w:r>
+        <w:t xml:space="preserve">New per-detector field neg_peaks, saved with the method. Method file version</w:t>
+      </w:r>
+    </w:p>
+    <w:p>
+      <w:r>
+        <w:t xml:space="preserve">raised from 44 to 45. The field is written last, so method files from version 44</w:t>
+      </w:r>
+    </w:p>
+    <w:p>
+      <w:r>
+        <w:t xml:space="preserve">and earlier still read correctly; methods saved by this build cannot be read by</w:t>
+      </w:r>
+    </w:p>
+    <w:p>
+      <w:r>
+        <w:t xml:space="preserve">earlier builds.</w:t>
+      </w:r>
+    </w:p>
+    <w:p/>
+    <w:p>
+      <w:r>
+        <w:t xml:space="preserve">To see true peak polarity, clear the Detector "Invert" checkbox. Invert flips the</w:t>
+      </w:r>
+    </w:p>
+    <w:p>
+      <w:r>
+        <w:t xml:space="preserve">whole trace and is independent of this option.</w:t>
+      </w:r>
+    </w:p>
+    <w:p/>
     <w:p>
       <w:r>
         <w:t xml:space="preserve">2026-08-25 (j.w.) - v70.28</w:t>
